--- a/life-stuff-continuity.docx
+++ b/life-stuff-continuity.docx
@@ -1094,6 +1094,68 @@
           </w:p>
         </w:tc>
       </w:tr>
+      <w:tr>
+        <w:tc>
+          <w:tcPr>
+            <w:tcW w:type="dxa" w:w="3000"/>
+            <w:tcBorders>
+              <w:top w:val="single" w:color="CCCCCC" w:sz="1"/>
+              <w:left w:val="single" w:color="CCCCCC" w:sz="1"/>
+              <w:bottom w:val="single" w:color="CCCCCC" w:sz="1"/>
+              <w:right w:val="single" w:color="CCCCCC" w:sz="1"/>
+            </w:tcBorders>
+            <w:shd w:fill="F5F5F5" w:val="clear"/>
+            <w:tcMar>
+              <w:top w:type="dxa" w:w="80"/>
+              <w:left w:type="dxa" w:w="120"/>
+              <w:bottom w:type="dxa" w:w="80"/>
+              <w:right w:type="dxa" w:w="120"/>
+            </w:tcMar>
+          </w:tcPr>
+          <w:p>
+            <w:r>
+              <w:rPr>
+                <w:rFonts w:ascii="Arial" w:cs="Arial" w:eastAsia="Arial" w:hAnsi="Arial"/>
+                <w:b/>
+                <w:bCs/>
+                <w:color w:val="1A2840"/>
+                <w:sz w:val="20"/>
+                <w:szCs w:val="20"/>
+              </w:rPr>
+              <w:t xml:space="preserve">ji-inventory.json</w:t>
+            </w:r>
+          </w:p>
+        </w:tc>
+        <w:tc>
+          <w:tcPr>
+            <w:tcW w:type="dxa" w:w="6360"/>
+            <w:tcBorders>
+              <w:top w:val="single" w:color="CCCCCC" w:sz="1"/>
+              <w:left w:val="single" w:color="CCCCCC" w:sz="1"/>
+              <w:bottom w:val="single" w:color="CCCCCC" w:sz="1"/>
+              <w:right w:val="single" w:color="CCCCCC" w:sz="1"/>
+            </w:tcBorders>
+            <w:shd w:fill="F5F5F5" w:val="clear"/>
+            <w:tcMar>
+              <w:top w:type="dxa" w:w="80"/>
+              <w:left w:type="dxa" w:w="120"/>
+              <w:bottom w:type="dxa" w:w="80"/>
+              <w:right w:type="dxa" w:w="120"/>
+            </w:tcMar>
+          </w:tcPr>
+          <w:p>
+            <w:r>
+              <w:rPr>
+                <w:rFonts w:ascii="Courier New" w:cs="Courier New" w:eastAsia="Courier New" w:hAnsi="Courier New"/>
+                <w:color w:val="2A4A50"/>
+                <w:sz w:val="18"/>
+                <w:szCs w:val="18"/>
+              </w:rPr>
+              <w:t xml:space="preserve">Journey Intelligence data</w:t>
+            </w:r>
+          </w:p>
+        </w:tc>
+      </w:tr>
     </w:tbl>
     <w:p>
       <w:pPr>
@@ -11810,6 +11872,68 @@
                 <w:sz w:val="20"/>
                 <w:szCs w:val="20"/>
               </w:rPr>
+              <w:t xml:space="preserve">JI live</w:t>
+            </w:r>
+          </w:p>
+        </w:tc>
+        <w:tc>
+          <w:tcPr>
+            <w:tcW w:type="dxa" w:w="6360"/>
+            <w:tcBorders>
+              <w:top w:val="single" w:color="CCCCCC" w:sz="1"/>
+              <w:left w:val="single" w:color="CCCCCC" w:sz="1"/>
+              <w:bottom w:val="single" w:color="CCCCCC" w:sz="1"/>
+              <w:right w:val="single" w:color="CCCCCC" w:sz="1"/>
+            </w:tcBorders>
+            <w:shd w:fill="FFFFFF" w:val="clear"/>
+            <w:tcMar>
+              <w:top w:type="dxa" w:w="80"/>
+              <w:left w:type="dxa" w:w="120"/>
+              <w:bottom w:type="dxa" w:w="80"/>
+              <w:right w:type="dxa" w:w="120"/>
+            </w:tcMar>
+          </w:tcPr>
+          <w:p>
+            <w:r>
+              <w:rPr>
+                <w:rFonts w:ascii="Courier New" w:cs="Courier New" w:eastAsia="Courier New" w:hAnsi="Courier New"/>
+                <w:color w:val="2A4A50"/>
+                <w:sz w:val="18"/>
+                <w:szCs w:val="18"/>
+              </w:rPr>
+              <w:t xml:space="preserve">https://rtpalme-c2.github.io/Journey-Intelligence/journey-intelligence.html</w:t>
+            </w:r>
+          </w:p>
+        </w:tc>
+      </w:tr>
+      <w:tr>
+        <w:tc>
+          <w:tcPr>
+            <w:tcW w:type="dxa" w:w="3000"/>
+            <w:tcBorders>
+              <w:top w:val="single" w:color="CCCCCC" w:sz="1"/>
+              <w:left w:val="single" w:color="CCCCCC" w:sz="1"/>
+              <w:bottom w:val="single" w:color="CCCCCC" w:sz="1"/>
+              <w:right w:val="single" w:color="CCCCCC" w:sz="1"/>
+            </w:tcBorders>
+            <w:shd w:fill="F5F5F5" w:val="clear"/>
+            <w:tcMar>
+              <w:top w:type="dxa" w:w="80"/>
+              <w:left w:type="dxa" w:w="120"/>
+              <w:bottom w:type="dxa" w:w="80"/>
+              <w:right w:type="dxa" w:w="120"/>
+            </w:tcMar>
+          </w:tcPr>
+          <w:p>
+            <w:r>
+              <w:rPr>
+                <w:rFonts w:ascii="Arial" w:cs="Arial" w:eastAsia="Arial" w:hAnsi="Arial"/>
+                <w:b/>
+                <w:bCs/>
+                <w:color w:val="1A2840"/>
+                <w:sz w:val="20"/>
+                <w:szCs w:val="20"/>
+              </w:rPr>
               <w:t xml:space="preserve">Data repo</w:t>
             </w:r>
           </w:p>
@@ -11823,7 +11947,7 @@
               <w:bottom w:val="single" w:color="CCCCCC" w:sz="1"/>
               <w:right w:val="single" w:color="CCCCCC" w:sz="1"/>
             </w:tcBorders>
-            <w:shd w:fill="FFFFFF" w:val="clear"/>
+            <w:shd w:fill="F5F5F5" w:val="clear"/>
             <w:tcMar>
               <w:top w:type="dxa" w:w="80"/>
               <w:left w:type="dxa" w:w="120"/>
@@ -11854,7 +11978,7 @@
               <w:bottom w:val="single" w:color="CCCCCC" w:sz="1"/>
               <w:right w:val="single" w:color="CCCCCC" w:sz="1"/>
             </w:tcBorders>
-            <w:shd w:fill="F5F5F5" w:val="clear"/>
+            <w:shd w:fill="FFFFFF" w:val="clear"/>
             <w:tcMar>
               <w:top w:type="dxa" w:w="80"/>
               <w:left w:type="dxa" w:w="120"/>
@@ -11885,7 +12009,7 @@
               <w:bottom w:val="single" w:color="CCCCCC" w:sz="1"/>
               <w:right w:val="single" w:color="CCCCCC" w:sz="1"/>
             </w:tcBorders>
-            <w:shd w:fill="F5F5F5" w:val="clear"/>
+            <w:shd w:fill="FFFFFF" w:val="clear"/>
             <w:tcMar>
               <w:top w:type="dxa" w:w="80"/>
               <w:left w:type="dxa" w:w="120"/>
@@ -11916,7 +12040,7 @@
               <w:bottom w:val="single" w:color="CCCCCC" w:sz="1"/>
               <w:right w:val="single" w:color="CCCCCC" w:sz="1"/>
             </w:tcBorders>
-            <w:shd w:fill="FFFFFF" w:val="clear"/>
+            <w:shd w:fill="F5F5F5" w:val="clear"/>
             <w:tcMar>
               <w:top w:type="dxa" w:w="80"/>
               <w:left w:type="dxa" w:w="120"/>
@@ -11947,7 +12071,7 @@
               <w:bottom w:val="single" w:color="CCCCCC" w:sz="1"/>
               <w:right w:val="single" w:color="CCCCCC" w:sz="1"/>
             </w:tcBorders>
-            <w:shd w:fill="FFFFFF" w:val="clear"/>
+            <w:shd w:fill="F5F5F5" w:val="clear"/>
             <w:tcMar>
               <w:top w:type="dxa" w:w="80"/>
               <w:left w:type="dxa" w:w="120"/>
@@ -11978,7 +12102,7 @@
               <w:bottom w:val="single" w:color="CCCCCC" w:sz="1"/>
               <w:right w:val="single" w:color="CCCCCC" w:sz="1"/>
             </w:tcBorders>
-            <w:shd w:fill="F5F5F5" w:val="clear"/>
+            <w:shd w:fill="FFFFFF" w:val="clear"/>
             <w:tcMar>
               <w:top w:type="dxa" w:w="80"/>
               <w:left w:type="dxa" w:w="120"/>
@@ -12009,7 +12133,7 @@
               <w:bottom w:val="single" w:color="CCCCCC" w:sz="1"/>
               <w:right w:val="single" w:color="CCCCCC" w:sz="1"/>
             </w:tcBorders>
-            <w:shd w:fill="F5F5F5" w:val="clear"/>
+            <w:shd w:fill="FFFFFF" w:val="clear"/>
             <w:tcMar>
               <w:top w:type="dxa" w:w="80"/>
               <w:left w:type="dxa" w:w="120"/>

--- a/life-stuff-continuity.docx
+++ b/life-stuff-continuity.docx
@@ -4597,7 +4597,7 @@
                 <w:sz w:val="18"/>
                 <w:szCs w:val="18"/>
               </w:rPr>
-              <w:t xml:space="preserve">Chapter</w:t>
+              <w:t xml:space="preserve">Status</w:t>
             </w:r>
           </w:p>
         </w:tc>
@@ -4611,64 +4611,6 @@
               <w:right w:val="single" w:color="CCCCCC" w:sz="1"/>
             </w:tcBorders>
             <w:shd w:fill="FFFFFF" w:val="clear"/>
-            <w:tcMar>
-              <w:top w:type="dxa" w:w="80"/>
-              <w:left w:type="dxa" w:w="120"/>
-              <w:bottom w:type="dxa" w:w="80"/>
-              <w:right w:type="dxa" w:w="120"/>
-            </w:tcMar>
-          </w:tcPr>
-          <w:p>
-            <w:r>
-              <w:rPr>
-                <w:rFonts w:ascii="Arial" w:cs="Arial" w:eastAsia="Arial" w:hAnsi="Arial"/>
-                <w:sz w:val="18"/>
-                <w:szCs w:val="18"/>
-              </w:rPr>
-              <w:t xml:space="preserve">Chapter 1 · Health</w:t>
-            </w:r>
-          </w:p>
-        </w:tc>
-      </w:tr>
-      <w:tr>
-        <w:tc>
-          <w:tcPr>
-            <w:tcW w:type="dxa" w:w="2200"/>
-            <w:tcBorders>
-              <w:top w:val="single" w:color="CCCCCC" w:sz="1"/>
-              <w:left w:val="single" w:color="CCCCCC" w:sz="1"/>
-              <w:bottom w:val="single" w:color="CCCCCC" w:sz="1"/>
-              <w:right w:val="single" w:color="CCCCCC" w:sz="1"/>
-            </w:tcBorders>
-            <w:shd w:fill="F5F2EC" w:val="clear"/>
-            <w:tcMar>
-              <w:top w:type="dxa" w:w="80"/>
-              <w:left w:type="dxa" w:w="120"/>
-              <w:bottom w:type="dxa" w:w="80"/>
-              <w:right w:type="dxa" w:w="120"/>
-            </w:tcMar>
-          </w:tcPr>
-          <w:p>
-            <w:r>
-              <w:rPr>
-                <w:rFonts w:ascii="Arial" w:cs="Arial" w:eastAsia="Arial" w:hAnsi="Arial"/>
-                <w:sz w:val="18"/>
-                <w:szCs w:val="18"/>
-              </w:rPr>
-              <w:t xml:space="preserve">Status</w:t>
-            </w:r>
-          </w:p>
-        </w:tc>
-        <w:tc>
-          <w:tcPr>
-            <w:tcW w:type="dxa" w:w="7160"/>
-            <w:tcBorders>
-              <w:top w:val="single" w:color="CCCCCC" w:sz="1"/>
-              <w:left w:val="single" w:color="CCCCCC" w:sz="1"/>
-              <w:bottom w:val="single" w:color="CCCCCC" w:sz="1"/>
-              <w:right w:val="single" w:color="CCCCCC" w:sz="1"/>
-            </w:tcBorders>
-            <w:shd w:fill="F5F2EC" w:val="clear"/>
             <w:tcMar>
               <w:top w:type="dxa" w:w="80"/>
               <w:left w:type="dxa" w:w="120"/>
@@ -5337,7 +5279,7 @@
                 <w:sz w:val="18"/>
                 <w:szCs w:val="18"/>
               </w:rPr>
-              <w:t xml:space="preserve">Chapter</w:t>
+              <w:t xml:space="preserve">Status</w:t>
             </w:r>
           </w:p>
         </w:tc>
@@ -5351,64 +5293,6 @@
               <w:right w:val="single" w:color="CCCCCC" w:sz="1"/>
             </w:tcBorders>
             <w:shd w:fill="FFFFFF" w:val="clear"/>
-            <w:tcMar>
-              <w:top w:type="dxa" w:w="80"/>
-              <w:left w:type="dxa" w:w="120"/>
-              <w:bottom w:type="dxa" w:w="80"/>
-              <w:right w:type="dxa" w:w="120"/>
-            </w:tcMar>
-          </w:tcPr>
-          <w:p>
-            <w:r>
-              <w:rPr>
-                <w:rFonts w:ascii="Arial" w:cs="Arial" w:eastAsia="Arial" w:hAnsi="Arial"/>
-                <w:sz w:val="18"/>
-                <w:szCs w:val="18"/>
-              </w:rPr>
-              <w:t xml:space="preserve">Chapter 1 · Skincare</w:t>
-            </w:r>
-          </w:p>
-        </w:tc>
-      </w:tr>
-      <w:tr>
-        <w:tc>
-          <w:tcPr>
-            <w:tcW w:type="dxa" w:w="2200"/>
-            <w:tcBorders>
-              <w:top w:val="single" w:color="CCCCCC" w:sz="1"/>
-              <w:left w:val="single" w:color="CCCCCC" w:sz="1"/>
-              <w:bottom w:val="single" w:color="CCCCCC" w:sz="1"/>
-              <w:right w:val="single" w:color="CCCCCC" w:sz="1"/>
-            </w:tcBorders>
-            <w:shd w:fill="F5F2EC" w:val="clear"/>
-            <w:tcMar>
-              <w:top w:type="dxa" w:w="80"/>
-              <w:left w:type="dxa" w:w="120"/>
-              <w:bottom w:type="dxa" w:w="80"/>
-              <w:right w:type="dxa" w:w="120"/>
-            </w:tcMar>
-          </w:tcPr>
-          <w:p>
-            <w:r>
-              <w:rPr>
-                <w:rFonts w:ascii="Arial" w:cs="Arial" w:eastAsia="Arial" w:hAnsi="Arial"/>
-                <w:sz w:val="18"/>
-                <w:szCs w:val="18"/>
-              </w:rPr>
-              <w:t xml:space="preserve">Status</w:t>
-            </w:r>
-          </w:p>
-        </w:tc>
-        <w:tc>
-          <w:tcPr>
-            <w:tcW w:type="dxa" w:w="7160"/>
-            <w:tcBorders>
-              <w:top w:val="single" w:color="CCCCCC" w:sz="1"/>
-              <w:left w:val="single" w:color="CCCCCC" w:sz="1"/>
-              <w:bottom w:val="single" w:color="CCCCCC" w:sz="1"/>
-              <w:right w:val="single" w:color="CCCCCC" w:sz="1"/>
-            </w:tcBorders>
-            <w:shd w:fill="F5F2EC" w:val="clear"/>
             <w:tcMar>
               <w:top w:type="dxa" w:w="80"/>
               <w:left w:type="dxa" w:w="120"/>
@@ -6077,7 +5961,7 @@
                 <w:sz w:val="18"/>
                 <w:szCs w:val="18"/>
               </w:rPr>
-              <w:t xml:space="preserve">Chapter</w:t>
+              <w:t xml:space="preserve">Note</w:t>
             </w:r>
           </w:p>
         </w:tc>
@@ -6105,7 +5989,7 @@
                 <w:sz w:val="18"/>
                 <w:szCs w:val="18"/>
               </w:rPr>
-              <w:t xml:space="preserve">Chapter 2 · Collection</w:t>
+              <w:t xml:space="preserve">Personal collection. Items would move to Modern Heirloom if sold.</w:t>
             </w:r>
           </w:p>
         </w:tc>
@@ -6135,7 +6019,7 @@
                 <w:sz w:val="18"/>
                 <w:szCs w:val="18"/>
               </w:rPr>
-              <w:t xml:space="preserve">Note</w:t>
+              <w:t xml:space="preserve">Status</w:t>
             </w:r>
           </w:p>
         </w:tc>
@@ -6149,64 +6033,6 @@
               <w:right w:val="single" w:color="CCCCCC" w:sz="1"/>
             </w:tcBorders>
             <w:shd w:fill="F5F2EC" w:val="clear"/>
-            <w:tcMar>
-              <w:top w:type="dxa" w:w="80"/>
-              <w:left w:type="dxa" w:w="120"/>
-              <w:bottom w:type="dxa" w:w="80"/>
-              <w:right w:type="dxa" w:w="120"/>
-            </w:tcMar>
-          </w:tcPr>
-          <w:p>
-            <w:r>
-              <w:rPr>
-                <w:rFonts w:ascii="Arial" w:cs="Arial" w:eastAsia="Arial" w:hAnsi="Arial"/>
-                <w:sz w:val="18"/>
-                <w:szCs w:val="18"/>
-              </w:rPr>
-              <w:t xml:space="preserve">Personal collection. Items would move to Modern Heirloom if sold.</w:t>
-            </w:r>
-          </w:p>
-        </w:tc>
-      </w:tr>
-      <w:tr>
-        <w:tc>
-          <w:tcPr>
-            <w:tcW w:type="dxa" w:w="2200"/>
-            <w:tcBorders>
-              <w:top w:val="single" w:color="CCCCCC" w:sz="1"/>
-              <w:left w:val="single" w:color="CCCCCC" w:sz="1"/>
-              <w:bottom w:val="single" w:color="CCCCCC" w:sz="1"/>
-              <w:right w:val="single" w:color="CCCCCC" w:sz="1"/>
-            </w:tcBorders>
-            <w:shd w:fill="FFFFFF" w:val="clear"/>
-            <w:tcMar>
-              <w:top w:type="dxa" w:w="80"/>
-              <w:left w:type="dxa" w:w="120"/>
-              <w:bottom w:type="dxa" w:w="80"/>
-              <w:right w:type="dxa" w:w="120"/>
-            </w:tcMar>
-          </w:tcPr>
-          <w:p>
-            <w:r>
-              <w:rPr>
-                <w:rFonts w:ascii="Arial" w:cs="Arial" w:eastAsia="Arial" w:hAnsi="Arial"/>
-                <w:sz w:val="18"/>
-                <w:szCs w:val="18"/>
-              </w:rPr>
-              <w:t xml:space="preserve">Status</w:t>
-            </w:r>
-          </w:p>
-        </w:tc>
-        <w:tc>
-          <w:tcPr>
-            <w:tcW w:type="dxa" w:w="7160"/>
-            <w:tcBorders>
-              <w:top w:val="single" w:color="CCCCCC" w:sz="1"/>
-              <w:left w:val="single" w:color="CCCCCC" w:sz="1"/>
-              <w:bottom w:val="single" w:color="CCCCCC" w:sz="1"/>
-              <w:right w:val="single" w:color="CCCCCC" w:sz="1"/>
-            </w:tcBorders>
-            <w:shd w:fill="FFFFFF" w:val="clear"/>
             <w:tcMar>
               <w:top w:type="dxa" w:w="80"/>
               <w:left w:type="dxa" w:w="120"/>
@@ -6527,7 +6353,7 @@
                 <w:sz w:val="18"/>
                 <w:szCs w:val="18"/>
               </w:rPr>
-              <w:t xml:space="preserve">Chapter</w:t>
+              <w:t xml:space="preserve">Status</w:t>
             </w:r>
           </w:p>
         </w:tc>
@@ -6541,64 +6367,6 @@
               <w:right w:val="single" w:color="CCCCCC" w:sz="1"/>
             </w:tcBorders>
             <w:shd w:fill="FFFFFF" w:val="clear"/>
-            <w:tcMar>
-              <w:top w:type="dxa" w:w="80"/>
-              <w:left w:type="dxa" w:w="120"/>
-              <w:bottom w:type="dxa" w:w="80"/>
-              <w:right w:type="dxa" w:w="120"/>
-            </w:tcMar>
-          </w:tcPr>
-          <w:p>
-            <w:r>
-              <w:rPr>
-                <w:rFonts w:ascii="Arial" w:cs="Arial" w:eastAsia="Arial" w:hAnsi="Arial"/>
-                <w:sz w:val="18"/>
-                <w:szCs w:val="18"/>
-              </w:rPr>
-              <w:t xml:space="preserve">Chapter 1 · Quilting</w:t>
-            </w:r>
-          </w:p>
-        </w:tc>
-      </w:tr>
-      <w:tr>
-        <w:tc>
-          <w:tcPr>
-            <w:tcW w:type="dxa" w:w="2200"/>
-            <w:tcBorders>
-              <w:top w:val="single" w:color="CCCCCC" w:sz="1"/>
-              <w:left w:val="single" w:color="CCCCCC" w:sz="1"/>
-              <w:bottom w:val="single" w:color="CCCCCC" w:sz="1"/>
-              <w:right w:val="single" w:color="CCCCCC" w:sz="1"/>
-            </w:tcBorders>
-            <w:shd w:fill="F5F2EC" w:val="clear"/>
-            <w:tcMar>
-              <w:top w:type="dxa" w:w="80"/>
-              <w:left w:type="dxa" w:w="120"/>
-              <w:bottom w:type="dxa" w:w="80"/>
-              <w:right w:type="dxa" w:w="120"/>
-            </w:tcMar>
-          </w:tcPr>
-          <w:p>
-            <w:r>
-              <w:rPr>
-                <w:rFonts w:ascii="Arial" w:cs="Arial" w:eastAsia="Arial" w:hAnsi="Arial"/>
-                <w:sz w:val="18"/>
-                <w:szCs w:val="18"/>
-              </w:rPr>
-              <w:t xml:space="preserve">Status</w:t>
-            </w:r>
-          </w:p>
-        </w:tc>
-        <w:tc>
-          <w:tcPr>
-            <w:tcW w:type="dxa" w:w="7160"/>
-            <w:tcBorders>
-              <w:top w:val="single" w:color="CCCCCC" w:sz="1"/>
-              <w:left w:val="single" w:color="CCCCCC" w:sz="1"/>
-              <w:bottom w:val="single" w:color="CCCCCC" w:sz="1"/>
-              <w:right w:val="single" w:color="CCCCCC" w:sz="1"/>
-            </w:tcBorders>
-            <w:shd w:fill="F5F2EC" w:val="clear"/>
             <w:tcMar>
               <w:top w:type="dxa" w:w="80"/>
               <w:left w:type="dxa" w:w="120"/>
@@ -7267,7 +7035,7 @@
                 <w:sz w:val="18"/>
                 <w:szCs w:val="18"/>
               </w:rPr>
-              <w:t xml:space="preserve">Chapter</w:t>
+              <w:t xml:space="preserve">Repo also contains</w:t>
             </w:r>
           </w:p>
         </w:tc>
@@ -7295,7 +7063,7 @@
                 <w:sz w:val="18"/>
                 <w:szCs w:val="18"/>
               </w:rPr>
-              <w:t xml:space="preserve">Chapter 2 · Travel Advisory</w:t>
+              <w:t xml:space="preserve">proposal-template.html, brand-system.md</w:t>
             </w:r>
           </w:p>
         </w:tc>
@@ -7325,7 +7093,7 @@
                 <w:sz w:val="18"/>
                 <w:szCs w:val="18"/>
               </w:rPr>
-              <w:t xml:space="preserve">Repo also contains</w:t>
+              <w:t xml:space="preserve">Status</w:t>
             </w:r>
           </w:p>
         </w:tc>
@@ -7339,64 +7107,6 @@
               <w:right w:val="single" w:color="CCCCCC" w:sz="1"/>
             </w:tcBorders>
             <w:shd w:fill="F5F2EC" w:val="clear"/>
-            <w:tcMar>
-              <w:top w:type="dxa" w:w="80"/>
-              <w:left w:type="dxa" w:w="120"/>
-              <w:bottom w:type="dxa" w:w="80"/>
-              <w:right w:type="dxa" w:w="120"/>
-            </w:tcMar>
-          </w:tcPr>
-          <w:p>
-            <w:r>
-              <w:rPr>
-                <w:rFonts w:ascii="Arial" w:cs="Arial" w:eastAsia="Arial" w:hAnsi="Arial"/>
-                <w:sz w:val="18"/>
-                <w:szCs w:val="18"/>
-              </w:rPr>
-              <w:t xml:space="preserve">proposal-template.html, brand-system.md</w:t>
-            </w:r>
-          </w:p>
-        </w:tc>
-      </w:tr>
-      <w:tr>
-        <w:tc>
-          <w:tcPr>
-            <w:tcW w:type="dxa" w:w="2200"/>
-            <w:tcBorders>
-              <w:top w:val="single" w:color="CCCCCC" w:sz="1"/>
-              <w:left w:val="single" w:color="CCCCCC" w:sz="1"/>
-              <w:bottom w:val="single" w:color="CCCCCC" w:sz="1"/>
-              <w:right w:val="single" w:color="CCCCCC" w:sz="1"/>
-            </w:tcBorders>
-            <w:shd w:fill="FFFFFF" w:val="clear"/>
-            <w:tcMar>
-              <w:top w:type="dxa" w:w="80"/>
-              <w:left w:type="dxa" w:w="120"/>
-              <w:bottom w:type="dxa" w:w="80"/>
-              <w:right w:type="dxa" w:w="120"/>
-            </w:tcMar>
-          </w:tcPr>
-          <w:p>
-            <w:r>
-              <w:rPr>
-                <w:rFonts w:ascii="Arial" w:cs="Arial" w:eastAsia="Arial" w:hAnsi="Arial"/>
-                <w:sz w:val="18"/>
-                <w:szCs w:val="18"/>
-              </w:rPr>
-              <w:t xml:space="preserve">Status</w:t>
-            </w:r>
-          </w:p>
-        </w:tc>
-        <w:tc>
-          <w:tcPr>
-            <w:tcW w:type="dxa" w:w="7160"/>
-            <w:tcBorders>
-              <w:top w:val="single" w:color="CCCCCC" w:sz="1"/>
-              <w:left w:val="single" w:color="CCCCCC" w:sz="1"/>
-              <w:bottom w:val="single" w:color="CCCCCC" w:sz="1"/>
-              <w:right w:val="single" w:color="CCCCCC" w:sz="1"/>
-            </w:tcBorders>
-            <w:shd w:fill="FFFFFF" w:val="clear"/>
             <w:tcMar>
               <w:top w:type="dxa" w:w="80"/>
               <w:left w:type="dxa" w:w="120"/>
@@ -8007,7 +7717,7 @@
                 <w:sz w:val="18"/>
                 <w:szCs w:val="18"/>
               </w:rPr>
-              <w:t xml:space="preserve">Chapter</w:t>
+              <w:t xml:space="preserve">Status</w:t>
             </w:r>
           </w:p>
         </w:tc>
@@ -8021,64 +7731,6 @@
               <w:right w:val="single" w:color="CCCCCC" w:sz="1"/>
             </w:tcBorders>
             <w:shd w:fill="F5F2EC" w:val="clear"/>
-            <w:tcMar>
-              <w:top w:type="dxa" w:w="80"/>
-              <w:left w:type="dxa" w:w="120"/>
-              <w:bottom w:type="dxa" w:w="80"/>
-              <w:right w:type="dxa" w:w="120"/>
-            </w:tcMar>
-          </w:tcPr>
-          <w:p>
-            <w:r>
-              <w:rPr>
-                <w:rFonts w:ascii="Arial" w:cs="Arial" w:eastAsia="Arial" w:hAnsi="Arial"/>
-                <w:sz w:val="18"/>
-                <w:szCs w:val="18"/>
-              </w:rPr>
-              <w:t xml:space="preserve">Chapter 2 · Luxury Resale</w:t>
-            </w:r>
-          </w:p>
-        </w:tc>
-      </w:tr>
-      <w:tr>
-        <w:tc>
-          <w:tcPr>
-            <w:tcW w:type="dxa" w:w="2200"/>
-            <w:tcBorders>
-              <w:top w:val="single" w:color="CCCCCC" w:sz="1"/>
-              <w:left w:val="single" w:color="CCCCCC" w:sz="1"/>
-              <w:bottom w:val="single" w:color="CCCCCC" w:sz="1"/>
-              <w:right w:val="single" w:color="CCCCCC" w:sz="1"/>
-            </w:tcBorders>
-            <w:shd w:fill="FFFFFF" w:val="clear"/>
-            <w:tcMar>
-              <w:top w:type="dxa" w:w="80"/>
-              <w:left w:type="dxa" w:w="120"/>
-              <w:bottom w:type="dxa" w:w="80"/>
-              <w:right w:type="dxa" w:w="120"/>
-            </w:tcMar>
-          </w:tcPr>
-          <w:p>
-            <w:r>
-              <w:rPr>
-                <w:rFonts w:ascii="Arial" w:cs="Arial" w:eastAsia="Arial" w:hAnsi="Arial"/>
-                <w:sz w:val="18"/>
-                <w:szCs w:val="18"/>
-              </w:rPr>
-              <w:t xml:space="preserve">Status</w:t>
-            </w:r>
-          </w:p>
-        </w:tc>
-        <w:tc>
-          <w:tcPr>
-            <w:tcW w:type="dxa" w:w="7160"/>
-            <w:tcBorders>
-              <w:top w:val="single" w:color="CCCCCC" w:sz="1"/>
-              <w:left w:val="single" w:color="CCCCCC" w:sz="1"/>
-              <w:bottom w:val="single" w:color="CCCCCC" w:sz="1"/>
-              <w:right w:val="single" w:color="CCCCCC" w:sz="1"/>
-            </w:tcBorders>
-            <w:shd w:fill="FFFFFF" w:val="clear"/>
             <w:tcMar>
               <w:top w:type="dxa" w:w="80"/>
               <w:left w:type="dxa" w:w="120"/>
@@ -8747,7 +8399,7 @@
                 <w:sz w:val="18"/>
                 <w:szCs w:val="18"/>
               </w:rPr>
-              <w:t xml:space="preserve">Chapter</w:t>
+              <w:t xml:space="preserve">Note</w:t>
             </w:r>
           </w:p>
         </w:tc>
@@ -8775,7 +8427,7 @@
                 <w:sz w:val="18"/>
                 <w:szCs w:val="18"/>
               </w:rPr>
-              <w:t xml:space="preserve">Chapter 2 · Craft</w:t>
+              <w:t xml:space="preserve">sashiko-inventory.json has been saved in RTF format — file is malformed. Should be re-saved as clean JSON.</w:t>
             </w:r>
           </w:p>
         </w:tc>
@@ -8805,7 +8457,7 @@
                 <w:sz w:val="18"/>
                 <w:szCs w:val="18"/>
               </w:rPr>
-              <w:t xml:space="preserve">Note</w:t>
+              <w:t xml:space="preserve">Status</w:t>
             </w:r>
           </w:p>
         </w:tc>
@@ -8819,64 +8471,6 @@
               <w:right w:val="single" w:color="CCCCCC" w:sz="1"/>
             </w:tcBorders>
             <w:shd w:fill="F5F2EC" w:val="clear"/>
-            <w:tcMar>
-              <w:top w:type="dxa" w:w="80"/>
-              <w:left w:type="dxa" w:w="120"/>
-              <w:bottom w:type="dxa" w:w="80"/>
-              <w:right w:type="dxa" w:w="120"/>
-            </w:tcMar>
-          </w:tcPr>
-          <w:p>
-            <w:r>
-              <w:rPr>
-                <w:rFonts w:ascii="Arial" w:cs="Arial" w:eastAsia="Arial" w:hAnsi="Arial"/>
-                <w:sz w:val="18"/>
-                <w:szCs w:val="18"/>
-              </w:rPr>
-              <w:t xml:space="preserve">sashiko-inventory.json has been saved in RTF format — file is malformed. Should be re-saved as clean JSON.</w:t>
-            </w:r>
-          </w:p>
-        </w:tc>
-      </w:tr>
-      <w:tr>
-        <w:tc>
-          <w:tcPr>
-            <w:tcW w:type="dxa" w:w="2200"/>
-            <w:tcBorders>
-              <w:top w:val="single" w:color="CCCCCC" w:sz="1"/>
-              <w:left w:val="single" w:color="CCCCCC" w:sz="1"/>
-              <w:bottom w:val="single" w:color="CCCCCC" w:sz="1"/>
-              <w:right w:val="single" w:color="CCCCCC" w:sz="1"/>
-            </w:tcBorders>
-            <w:shd w:fill="FFFFFF" w:val="clear"/>
-            <w:tcMar>
-              <w:top w:type="dxa" w:w="80"/>
-              <w:left w:type="dxa" w:w="120"/>
-              <w:bottom w:type="dxa" w:w="80"/>
-              <w:right w:type="dxa" w:w="120"/>
-            </w:tcMar>
-          </w:tcPr>
-          <w:p>
-            <w:r>
-              <w:rPr>
-                <w:rFonts w:ascii="Arial" w:cs="Arial" w:eastAsia="Arial" w:hAnsi="Arial"/>
-                <w:sz w:val="18"/>
-                <w:szCs w:val="18"/>
-              </w:rPr>
-              <w:t xml:space="preserve">Status</w:t>
-            </w:r>
-          </w:p>
-        </w:tc>
-        <w:tc>
-          <w:tcPr>
-            <w:tcW w:type="dxa" w:w="7160"/>
-            <w:tcBorders>
-              <w:top w:val="single" w:color="CCCCCC" w:sz="1"/>
-              <w:left w:val="single" w:color="CCCCCC" w:sz="1"/>
-              <w:bottom w:val="single" w:color="CCCCCC" w:sz="1"/>
-              <w:right w:val="single" w:color="CCCCCC" w:sz="1"/>
-            </w:tcBorders>
-            <w:shd w:fill="FFFFFF" w:val="clear"/>
             <w:tcMar>
               <w:top w:type="dxa" w:w="80"/>
               <w:left w:type="dxa" w:w="120"/>
